--- a/results/objective_2/tables/Psychometrics_and_EffectSizes.docx
+++ b/results/objective_2/tables/Psychometrics_and_EffectSizes.docx
@@ -2858,7 +2858,7 @@
         <w:gridCol w:w="2282"/>
         <w:gridCol w:w="2098"/>
         <w:gridCol w:w="1267"/>
-        <w:gridCol w:w="2256"/>
+        <w:gridCol w:w="3357"/>
         <w:gridCol w:w="1413"/>
         <w:gridCol w:w="1242"/>
         <w:gridCol w:w="1450"/>
@@ -3816,7 +3816,7 @@
                 <w:szCs w:val="22"/>
                 <w:color w:val="000000"/>
               </w:rPr>
-              <w:t xml:space="preserve">vs Control (Indep)</w:t>
+              <w:t xml:space="preserve">vs Study Skills Control (Indep)</w:t>
             </w:r>
           </w:p>
         </w:tc>
@@ -4525,7 +4525,7 @@
                 <w:szCs w:val="22"/>
                 <w:color w:val="000000"/>
               </w:rPr>
-              <w:t xml:space="preserve">vs Control (Indep)</w:t>
+              <w:t xml:space="preserve">vs Study Skills Control (Indep)</w:t>
             </w:r>
           </w:p>
         </w:tc>
@@ -5247,7 +5247,7 @@
                 <w:szCs w:val="22"/>
                 <w:color w:val="000000"/>
               </w:rPr>
-              <w:t xml:space="preserve">vs Control (Indep)</w:t>
+              <w:t xml:space="preserve">vs Study Skills Control (Indep)</w:t>
             </w:r>
           </w:p>
         </w:tc>
@@ -5956,7 +5956,7 @@
                 <w:szCs w:val="22"/>
                 <w:color w:val="000000"/>
               </w:rPr>
-              <w:t xml:space="preserve">vs Control (Indep)</w:t>
+              <w:t xml:space="preserve">vs Study Skills Control (Indep)</w:t>
             </w:r>
           </w:p>
         </w:tc>
@@ -6678,7 +6678,7 @@
                 <w:szCs w:val="22"/>
                 <w:color w:val="000000"/>
               </w:rPr>
-              <w:t xml:space="preserve">vs Control (Indep)</w:t>
+              <w:t xml:space="preserve">vs Study Skills Control (Indep)</w:t>
             </w:r>
           </w:p>
         </w:tc>
@@ -7387,7 +7387,7 @@
                 <w:szCs w:val="22"/>
                 <w:color w:val="000000"/>
               </w:rPr>
-              <w:t xml:space="preserve">vs Control (Indep)</w:t>
+              <w:t xml:space="preserve">vs Study Skills Control (Indep)</w:t>
             </w:r>
           </w:p>
         </w:tc>
@@ -8109,7 +8109,7 @@
                 <w:szCs w:val="22"/>
                 <w:color w:val="000000"/>
               </w:rPr>
-              <w:t xml:space="preserve">vs Control (Indep)</w:t>
+              <w:t xml:space="preserve">vs Study Skills Control (Indep)</w:t>
             </w:r>
           </w:p>
         </w:tc>
@@ -8818,7 +8818,7 @@
                 <w:szCs w:val="22"/>
                 <w:color w:val="000000"/>
               </w:rPr>
-              <w:t xml:space="preserve">vs Control (Indep)</w:t>
+              <w:t xml:space="preserve">vs Study Skills Control (Indep)</w:t>
             </w:r>
           </w:p>
         </w:tc>
@@ -10286,7 +10286,7 @@
                 <w:szCs w:val="22"/>
                 <w:color w:val="000000"/>
               </w:rPr>
-              <w:t xml:space="preserve">vs Control (Indep)</w:t>
+              <w:t xml:space="preserve">vs Study Skills Control (Indep)</w:t>
             </w:r>
           </w:p>
         </w:tc>
@@ -10995,7 +10995,7 @@
                 <w:szCs w:val="22"/>
                 <w:color w:val="000000"/>
               </w:rPr>
-              <w:t xml:space="preserve">vs Control (Indep)</w:t>
+              <w:t xml:space="preserve">vs Study Skills Control (Indep)</w:t>
             </w:r>
           </w:p>
         </w:tc>
@@ -11717,7 +11717,7 @@
                 <w:szCs w:val="22"/>
                 <w:color w:val="000000"/>
               </w:rPr>
-              <w:t xml:space="preserve">vs Control (Indep)</w:t>
+              <w:t xml:space="preserve">vs Study Skills Control (Indep)</w:t>
             </w:r>
           </w:p>
         </w:tc>
@@ -12426,7 +12426,7 @@
                 <w:szCs w:val="22"/>
                 <w:color w:val="000000"/>
               </w:rPr>
-              <w:t xml:space="preserve">vs Control (Indep)</w:t>
+              <w:t xml:space="preserve">vs Study Skills Control (Indep)</w:t>
             </w:r>
           </w:p>
         </w:tc>
@@ -13148,7 +13148,7 @@
                 <w:szCs w:val="22"/>
                 <w:color w:val="000000"/>
               </w:rPr>
-              <w:t xml:space="preserve">vs Control (Indep)</w:t>
+              <w:t xml:space="preserve">vs Study Skills Control (Indep)</w:t>
             </w:r>
           </w:p>
         </w:tc>
@@ -13857,7 +13857,7 @@
                 <w:szCs w:val="22"/>
                 <w:color w:val="000000"/>
               </w:rPr>
-              <w:t xml:space="preserve">vs Control (Indep)</w:t>
+              <w:t xml:space="preserve">vs Study Skills Control (Indep)</w:t>
             </w:r>
           </w:p>
         </w:tc>
@@ -14579,7 +14579,7 @@
                 <w:szCs w:val="22"/>
                 <w:color w:val="000000"/>
               </w:rPr>
-              <w:t xml:space="preserve">vs Control (Indep)</w:t>
+              <w:t xml:space="preserve">vs Study Skills Control (Indep)</w:t>
             </w:r>
           </w:p>
         </w:tc>
@@ -15288,7 +15288,7 @@
                 <w:szCs w:val="22"/>
                 <w:color w:val="000000"/>
               </w:rPr>
-              <w:t xml:space="preserve">vs Control (Indep)</w:t>
+              <w:t xml:space="preserve">vs Study Skills Control (Indep)</w:t>
             </w:r>
           </w:p>
         </w:tc>
